--- a/backend/data/Fristgerechte_Kündigung_Freenet.docx
+++ b/backend/data/Fristgerechte_Kündigung_Freenet.docx
@@ -819,7 +819,25 @@
         <w:rPr>
           <w:rFonts w:ascii="Calibri" w:hAnsi="Calibri" w:cs="Calibri"/>
         </w:rPr>
-        <w:t xml:space="preserve">            "category":["Kündigung"],</w:t>
+        <w:t xml:space="preserve">            "category":["</w:t>
+      </w:r>
+      <w:r>
+        <w:rPr>
+          <w:rFonts w:ascii="Calibri" w:hAnsi="Calibri" w:cs="Calibri"/>
+        </w:rPr>
+        <w:t>Fristgerechte</w:t>
+      </w:r>
+      <w:r>
+        <w:rPr>
+          <w:rFonts w:ascii="Calibri" w:hAnsi="Calibri" w:cs="Calibri"/>
+        </w:rPr>
+        <w:t xml:space="preserve"> </w:t>
+      </w:r>
+      <w:r>
+        <w:rPr>
+          <w:rFonts w:ascii="Calibri" w:hAnsi="Calibri" w:cs="Calibri"/>
+        </w:rPr>
+        <w:t>Kündigung"],</w:t>
       </w:r>
     </w:p>
     <w:p>
